--- a/technical_document/docx/04_deployment/DOC-04-DEP-07_CI_CD_Pipeline_Automation_Security_Scanning_and_GitOps_Guide.docx
+++ b/technical_document/docx/04_deployment/DOC-04-DEP-07_CI_CD_Pipeline_Automation_Security_Scanning_and_GitOps_Guide.docx
@@ -162,7 +162,7 @@
           <w:color w:val="2D3748"/>
           <w:sz w:val="19"/>
         </w:rPr>
-        <w:t>As illustrated in Figure 1 below, Automated Maven compilation, SonarQube SAST, and Trivy CVE inspection in CI.</w:t>
+        <w:t>As illustrated in Figure 1 below, Automated Gradle compilation, SonarQube SAST, and Trivy CVE inspection in CI.</w:t>
       </w:r>
     </w:p>
     <w:tbl>
@@ -264,7 +264,7 @@
           <w:color w:val="718096"/>
           <w:sz w:val="16"/>
         </w:rPr>
-        <w:t>Automated Maven compilation, SonarQube SAST, and Trivy CVE inspection in CI.</w:t>
+        <w:t>Automated Gradle compilation, SonarQube SAST, and Trivy CVE inspection in CI.</w:t>
       </w:r>
     </w:p>
     <w:p>
@@ -1552,6 +1552,58 @@
           </w:p>
         </w:tc>
       </w:tr>
+      <w:tr>
+        <w:tc>
+          <w:tcPr>
+            <w:tcW w:type="dxa" w:w="1872"/>
+          </w:tcPr>
+          <w:p>
+            <w:r>
+              <w:t>3.1.0</w:t>
+            </w:r>
+          </w:p>
+        </w:tc>
+        <w:tc>
+          <w:tcPr>
+            <w:tcW w:type="dxa" w:w="1872"/>
+          </w:tcPr>
+          <w:p>
+            <w:r>
+              <w:t>October 2026</w:t>
+            </w:r>
+          </w:p>
+        </w:tc>
+        <w:tc>
+          <w:tcPr>
+            <w:tcW w:type="dxa" w:w="1872"/>
+          </w:tcPr>
+          <w:p>
+            <w:r>
+              <w:t>Independent Forensic Re-audit</w:t>
+            </w:r>
+          </w:p>
+        </w:tc>
+        <w:tc>
+          <w:tcPr>
+            <w:tcW w:type="dxa" w:w="1872"/>
+          </w:tcPr>
+          <w:p>
+            <w:r>
+              <w:t>Factual corrections per audit/docx_forensic_audit_2026-10-08.md</w:t>
+            </w:r>
+          </w:p>
+        </w:tc>
+        <w:tc>
+          <w:tcPr>
+            <w:tcW w:type="dxa" w:w="1872"/>
+          </w:tcPr>
+          <w:p>
+            <w:r>
+              <w:t>Applied</w:t>
+            </w:r>
+          </w:p>
+        </w:tc>
+      </w:tr>
     </w:tbl>
     <w:p>
       <w:pPr>
@@ -1713,9 +1765,9 @@
               <w:br/>
               <w:t>flowchart LR</w:t>
               <w:br/>
-              <w:t xml:space="preserve">    DEV["Git Commit &amp; Push"] --&gt; BUILD["Maven Build &amp; Unit Tests&lt;br/&gt;(JDK 21)"]</w:t>
+              <w:t xml:space="preserve">    DEV["Git Commit &amp; Push"] --&gt; BUILD["Gradle Build &amp; Unit Tests&lt;br/&gt;(JDK 21)"]</w:t>
               <w:br/>
-              <w:t xml:space="preserve">    BUILD --&gt; SCAN["Static Analysis&lt;br/&gt;(SonarQube &amp; Trivy)"]</w:t>
+              <w:t xml:space="preserve">    BUILD --&gt; SCAN["Static Analysis&lt;br/&gt;(SonarQube, Trivy &amp; gitleaks secret scanning)"]</w:t>
               <w:br/>
               <w:t xml:space="preserve">    SCAN --&gt; DOCKER["Container Build &amp; Sign&lt;br/&gt;(Cosign)"]</w:t>
               <w:br/>
@@ -2090,6 +2142,19 @@
         <w:t>ArgoCD declarative state engine continuously reconciling k3s cluster manifests.</w:t>
       </w:r>
     </w:p>
+    <w:p>
+      <w:r>
+        <w:rPr>
+          <w:b/>
+        </w:rPr>
+        <w:t>Addendum — v3.1.0 corrections (Independent Forensic Re-audit, 8 October 2026)</w:t>
+      </w:r>
+    </w:p>
+    <w:p>
+      <w:r>
+        <w:t>CI truth (v3.1.0): the build is Gradle (gradlew, build.gradle.kts); the repository's real secret-scanning gate is gitleaks (.gitlab-ci.yml) — it must run in every pipeline; SonarQube/Trivy/Cosign/ArgoCD describe the target-state toolchain. See .gitlab-ci.yml for the authoritative stage list.</w:t>
+      </w:r>
+    </w:p>
     <w:sectPr>
       <w:headerReference w:type="default" r:id="rId9"/>
       <w:footerReference w:type="default" r:id="rId10"/>
